--- a/docs/Documento_Breve_Producto.docx
+++ b/docs/Documento_Breve_Producto.docx
@@ -1077,6 +1077,36 @@
           <w:sz w:val="22"/>
           <w:szCs w:val="22"/>
         </w:rPr>
+        <w:t xml:space="preserve">Cuentas:</w:t>
+      </w:r>
+      <w:r>
+        <w:rPr>
+          <w:rFonts w:ascii="Montserrat" w:cs="Montserrat" w:eastAsia="Montserrat" w:hAnsi="Montserrat"/>
+          <w:color w:val="1A1A1A"/>
+          <w:sz w:val="22"/>
+          <w:szCs w:val="22"/>
+        </w:rPr>
+        <w:t xml:space="preserve"> correo y contraseña; se ingresa desde cualquier dispositivo y la contraseña se recupera por correo.</w:t>
+      </w:r>
+    </w:p>
+    <w:p>
+      <w:pPr>
+        <w:pStyle w:val="ListParagraph"/>
+        <w:numPr>
+          <w:ilvl w:val="0"/>
+          <w:numId w:val="2"/>
+        </w:numPr>
+        <w:spacing w:after="90" w:line="276"/>
+      </w:pPr>
+      <w:r>
+        <w:rPr>
+          <w:rFonts w:ascii="Montserrat" w:cs="Montserrat" w:eastAsia="Montserrat" w:hAnsi="Montserrat"/>
+          <w:b/>
+          <w:bCs/>
+          <w:color w:val="1A1A1A"/>
+          <w:sz w:val="22"/>
+          <w:szCs w:val="22"/>
+        </w:rPr>
         <w:t xml:space="preserve">Panel del organizador:</w:t>
       </w:r>
       <w:r>
@@ -1281,7 +1311,7 @@
                 <w:sz w:val="22"/>
                 <w:szCs w:val="22"/>
               </w:rPr>
-              <w:t xml:space="preserve">Auth (anónima para participantes, correo para organizadores) · PostgreSQL con RLS: vistas sin correos y funciones que validan cupo, tamaño de equipo y voto único · Storage para las fotos de los resúmenes.</w:t>
+              <w:t xml:space="preserve">Auth (cuentas con correo y contraseña) · PostgreSQL con RLS: vistas sin correos y funciones que validan cupo, tamaño de equipo y voto único · Storage para las fotos de los resúmenes.</w:t>
             </w:r>
           </w:p>
         </w:tc>
@@ -1344,7 +1374,7 @@
           <w:sz w:val="22"/>
           <w:szCs w:val="22"/>
         </w:rPr>
-        <w:t xml:space="preserve">Abre el enlace en el celular, regístrate (nombre, alias, correo y consentimiento) y vota en la encuesta.</w:t>
+        <w:t xml:space="preserve">Abre el enlace en el celular, crea tu cuenta (nombre, alias, correo, contraseña y consentimiento) y vota en la encuesta.</w:t>
       </w:r>
     </w:p>
     <w:p>
@@ -1733,7 +1763,7 @@
           <w:sz w:val="22"/>
           <w:szCs w:val="22"/>
         </w:rPr>
-        <w:t xml:space="preserve">El perfil vive en un navegador: al cambiar de celular se pierde el acceso (mejora: enlace al correo). Organizador y participante no deben compartir navegador.</w:t>
+        <w:t xml:space="preserve">Una sesión por navegador; el plan gratuito de Supabase se pausa sin uso, limita registros por IP y envía pocos correos de recuperación. Sin notificaciones ni Paideia.</w:t>
       </w:r>
     </w:p>
     <w:p>
@@ -1752,26 +1782,7 @@
           <w:sz w:val="22"/>
           <w:szCs w:val="22"/>
         </w:rPr>
-        <w:t xml:space="preserve">Sin notificaciones ni integración con Paideia; el plan gratuito de Supabase se pausa sin uso y limita registros por IP.</w:t>
-      </w:r>
-    </w:p>
-    <w:p>
-      <w:pPr>
-        <w:pStyle w:val="ListParagraph"/>
-        <w:numPr>
-          <w:ilvl w:val="0"/>
-          <w:numId w:val="2"/>
-        </w:numPr>
-        <w:spacing w:after="90" w:line="276"/>
-      </w:pPr>
-      <w:r>
-        <w:rPr>
-          <w:rFonts w:ascii="Montserrat" w:cs="Montserrat" w:eastAsia="Montserrat" w:hAnsi="Montserrat"/>
-          <w:color w:val="1A1A1A"/>
-          <w:sz w:val="22"/>
-          <w:szCs w:val="22"/>
-        </w:rPr>
-        <w:t xml:space="preserve">Pendiente: contador regresivo, "Agregar a mi calendario" (.ics), modo oscuro y final de fin de ciclo. Las cifras del problema vienen de la conversación grupal, no de una medición formal.</w:t>
+        <w:t xml:space="preserve">Pendiente: contador regresivo, .ics, modo oscuro y final de ciclo. Las cifras del problema vienen de la conversación grupal, no de una medición formal.</w:t>
       </w:r>
     </w:p>
     <w:sectPr>
